--- a/RAP_DOCS2.docx
+++ b/RAP_DOCS2.docx
@@ -68,39 +68,43 @@
         <w:rPr>
           <w:lang w:val="en-US"/>
         </w:rPr>
-        <w:t xml:space="preserve">SAP BTP offers three environments: ABAP, Cloud Foundry and </w:t>
-      </w:r>
-      <w:proofErr w:type="spellStart"/>
-      <w:r>
-        <w:rPr>
+        <w:t>SAP BTP offers three environments: ABAP, Cloud Foundry and Kyma. Some existing customers still have Neo, but this is no longer offered.</w:t>
+      </w:r>
+    </w:p>
+    <w:p>
+      <w:r>
+        <w:rPr>
+          <w:b/>
+          <w:bCs/>
           <w:lang w:val="en-US"/>
         </w:rPr>
-        <w:t>Kyma</w:t>
-      </w:r>
-      <w:proofErr w:type="spellEnd"/>
+        <w:t>Subscription based services</w:t>
+      </w:r>
+    </w:p>
+    <w:p>
       <w:r>
         <w:rPr>
           <w:lang w:val="en-US"/>
         </w:rPr>
-        <w:t>. Some existing customers still have Neo, but this is no longer offered.</w:t>
-      </w:r>
-    </w:p>
-    <w:p>
-      <w:r>
-        <w:rPr>
-          <w:b/>
-          <w:bCs/>
+        <w:t>You will also see these ones called software as a service (SaaS), or multitenant applications. The experience here is that you subscribe to the service, and in return you receive a URL, from which you can access that service. Opening the URL brings you to a web application from which you can leverage the service. This is how other SaaS like SuccessFactors or S/4HANA Cloud work as well. They are also enabled at a subaccount level, and are independent of the environments. You don’t need to have Cloud Foundry enabled to subscribe to SAP Launchpad Service, for example.</w:t>
+      </w:r>
+    </w:p>
+    <w:p>
+      <w:r>
+        <w:rPr>
           <w:lang w:val="en-US"/>
         </w:rPr>
-        <w:t>Subscription based services</w:t>
-      </w:r>
-    </w:p>
-    <w:p>
-      <w:r>
-        <w:rPr>
+        <w:t>Examples include Launchpad, SAP Business Application Studio, Cloud Integration, Process Automation…</w:t>
+      </w:r>
+    </w:p>
+    <w:p>
+      <w:r>
+        <w:rPr>
+          <w:b/>
+          <w:bCs/>
           <w:lang w:val="en-US"/>
         </w:rPr>
-        <w:t>You will also see these ones called software as a service (SaaS), or multitenant applications. The experience here is that you subscribe to the service, and in return you receive a URL, from which you can access that service. Opening the URL brings you to a web application from which you can leverage the service. This is how other SaaS like SuccessFactors or S/4HANA Cloud work as well. They are also enabled at a subaccount level, and are independent of the environments. You don’t need to have Cloud Foundry enabled to subscribe to SAP Launchpad Service, for example.</w:t>
+        <w:t>Instance based services</w:t>
       </w:r>
     </w:p>
     <w:p>
@@ -108,39 +112,7 @@
         <w:rPr>
           <w:lang w:val="en-US"/>
         </w:rPr>
-        <w:t>Examples include Launchpad, SAP Business Application Studio, Cloud Integration, Process Automation…</w:t>
-      </w:r>
-    </w:p>
-    <w:p>
-      <w:r>
-        <w:rPr>
-          <w:b/>
-          <w:bCs/>
-          <w:lang w:val="en-US"/>
-        </w:rPr>
-        <w:t>Instance based services</w:t>
-      </w:r>
-    </w:p>
-    <w:p>
-      <w:r>
-        <w:rPr>
-          <w:lang w:val="en-US"/>
-        </w:rPr>
-        <w:t xml:space="preserve">These are the purest services. They provide a specific functionality, like databases, connectivity, authentication…. You connect your application to them to leverage that functionality. These services don’t provide a UI to manage them. Instead, they rely on API to connect to applications and other services and provide their services. They are provisioned inside an environment, so they are environment specific. Each environment has its own organization (for users and applications): In Cloud Foundry, instances are created inside a space. For </w:t>
-      </w:r>
-      <w:proofErr w:type="spellStart"/>
-      <w:r>
-        <w:rPr>
-          <w:lang w:val="en-US"/>
-        </w:rPr>
-        <w:t>Kyma</w:t>
-      </w:r>
-      <w:proofErr w:type="spellEnd"/>
-      <w:r>
-        <w:rPr>
-          <w:lang w:val="en-US"/>
-        </w:rPr>
-        <w:t>, instances are created inside a namespace.</w:t>
+        <w:t>These are the purest services. They provide a specific functionality, like databases, connectivity, authentication…. You connect your application to them to leverage that functionality. These services don’t provide a UI to manage them. Instead, they rely on API to connect to applications and other services and provide their services. They are provisioned inside an environment, so they are environment specific. Each environment has its own organization (for users and applications): In Cloud Foundry, instances are created inside a space. For Kyma, instances are created inside a namespace.</w:t>
       </w:r>
     </w:p>
     <w:p/>
@@ -211,21 +183,7 @@
         <w:rPr>
           <w:lang w:val="en-US"/>
         </w:rPr>
-        <w:t xml:space="preserve">Since it’s a shared system with other </w:t>
-      </w:r>
-      <w:proofErr w:type="spellStart"/>
-      <w:r>
-        <w:rPr>
-          <w:lang w:val="en-US"/>
-        </w:rPr>
-        <w:t>abap</w:t>
-      </w:r>
-      <w:proofErr w:type="spellEnd"/>
-      <w:r>
-        <w:rPr>
-          <w:lang w:val="en-US"/>
-        </w:rPr>
-        <w:t xml:space="preserve"> trial users, we will see all the packages of other users as well.</w:t>
+        <w:t>Since it’s a shared system with other abap trial users, we will see all the packages of other users as well.</w:t>
       </w:r>
     </w:p>
     <w:p>
@@ -239,35 +197,7 @@
         <w:rPr>
           <w:lang w:val="en-US"/>
         </w:rPr>
-        <w:t xml:space="preserve">With ABAP on Cloud, NO ONE EVER-EVER access SAPGUI, No </w:t>
-      </w:r>
-      <w:proofErr w:type="spellStart"/>
-      <w:r>
-        <w:rPr>
-          <w:lang w:val="en-US"/>
-        </w:rPr>
-        <w:t>Tcodes</w:t>
-      </w:r>
-      <w:proofErr w:type="spellEnd"/>
-      <w:r>
-        <w:rPr>
-          <w:lang w:val="en-US"/>
-        </w:rPr>
-        <w:t xml:space="preserve"> are allowed with GUI. In fact, you </w:t>
-      </w:r>
-      <w:proofErr w:type="spellStart"/>
-      <w:r>
-        <w:rPr>
-          <w:lang w:val="en-US"/>
-        </w:rPr>
-        <w:t>cant</w:t>
-      </w:r>
-      <w:proofErr w:type="spellEnd"/>
-      <w:r>
-        <w:rPr>
-          <w:lang w:val="en-US"/>
-        </w:rPr>
-        <w:t xml:space="preserve"> event use SAPGUI to connect to ABAP on Cloud system</w:t>
+        <w:t>With ABAP on Cloud, NO ONE EVER-EVER access SAPGUI, No Tcodes are allowed with GUI. In fact, you cant event use SAPGUI to connect to ABAP on Cloud system</w:t>
       </w:r>
     </w:p>
     <w:p>
@@ -309,49 +239,7 @@
         <w:rPr>
           <w:lang w:val="en-US"/>
         </w:rPr>
-        <w:t xml:space="preserve">ABAP on Cloud is just </w:t>
-      </w:r>
-      <w:proofErr w:type="spellStart"/>
-      <w:r>
-        <w:rPr>
-          <w:lang w:val="en-US"/>
-        </w:rPr>
-        <w:t>abap</w:t>
-      </w:r>
-      <w:proofErr w:type="spellEnd"/>
-      <w:r>
-        <w:rPr>
-          <w:lang w:val="en-US"/>
-        </w:rPr>
-        <w:t xml:space="preserve"> environment, </w:t>
-      </w:r>
-      <w:proofErr w:type="spellStart"/>
-      <w:r>
-        <w:rPr>
-          <w:lang w:val="en-US"/>
-        </w:rPr>
-        <w:t>its</w:t>
-      </w:r>
-      <w:proofErr w:type="spellEnd"/>
-      <w:r>
-        <w:rPr>
-          <w:lang w:val="en-US"/>
-        </w:rPr>
-        <w:t xml:space="preserve"> not a SAP Solution (like s/4hana or </w:t>
-      </w:r>
-      <w:proofErr w:type="spellStart"/>
-      <w:r>
-        <w:rPr>
-          <w:lang w:val="en-US"/>
-        </w:rPr>
-        <w:t>ecc</w:t>
-      </w:r>
-      <w:proofErr w:type="spellEnd"/>
-      <w:r>
-        <w:rPr>
-          <w:lang w:val="en-US"/>
-        </w:rPr>
-        <w:t>), so you will never find standard sap tables like MARA, VBAK, ACDOCA, MATDOC etc.</w:t>
+        <w:t>ABAP on Cloud is just abap environment, its not a SAP Solution (like s/4hana or ecc), so you will never find standard sap tables like MARA, VBAK, ACDOCA, MATDOC etc.</w:t>
       </w:r>
     </w:p>
     <w:p>
@@ -401,21 +289,7 @@
         <w:rPr>
           <w:lang w:val="en-US"/>
         </w:rPr>
-        <w:t xml:space="preserve">We cannot create ABAP programs in the </w:t>
-      </w:r>
-      <w:proofErr w:type="spellStart"/>
-      <w:r>
-        <w:rPr>
-          <w:lang w:val="en-US"/>
-        </w:rPr>
-        <w:t>AoC</w:t>
-      </w:r>
-      <w:proofErr w:type="spellEnd"/>
-      <w:r>
-        <w:rPr>
-          <w:lang w:val="en-US"/>
-        </w:rPr>
-        <w:t xml:space="preserve"> system, all code will be in-form of classes.</w:t>
+        <w:t>We cannot create ABAP programs in the AoC system, all code will be in-form of classes.</w:t>
       </w:r>
     </w:p>
     <w:p>
@@ -429,35 +303,7 @@
         <w:rPr>
           <w:lang w:val="en-US"/>
         </w:rPr>
-        <w:t xml:space="preserve">The </w:t>
-      </w:r>
-      <w:proofErr w:type="spellStart"/>
-      <w:r>
-        <w:rPr>
-          <w:lang w:val="en-US"/>
-        </w:rPr>
-        <w:t>AoC</w:t>
-      </w:r>
-      <w:proofErr w:type="spellEnd"/>
-      <w:r>
-        <w:rPr>
-          <w:lang w:val="en-US"/>
-        </w:rPr>
-        <w:t xml:space="preserve"> only allows whitelisted ABAP statements, no other </w:t>
-      </w:r>
-      <w:proofErr w:type="spellStart"/>
-      <w:r>
-        <w:rPr>
-          <w:lang w:val="en-US"/>
-        </w:rPr>
-        <w:t>abap</w:t>
-      </w:r>
-      <w:proofErr w:type="spellEnd"/>
-      <w:r>
-        <w:rPr>
-          <w:lang w:val="en-US"/>
-        </w:rPr>
-        <w:t xml:space="preserve"> statements can be used freely e.g. write.</w:t>
+        <w:t>The AoC only allows whitelisted ABAP statements, no other abap statements can be used freely e.g. write.</w:t>
       </w:r>
     </w:p>
     <w:p>
@@ -1260,43 +1106,7 @@
           <w:bCs/>
           <w:u w:val="single"/>
         </w:rPr>
-        <w:t xml:space="preserve">Creating a Domain and </w:t>
-      </w:r>
-      <w:proofErr w:type="spellStart"/>
-      <w:r>
-        <w:rPr>
-          <w:b/>
-          <w:bCs/>
-          <w:u w:val="single"/>
-        </w:rPr>
-        <w:t>resuing</w:t>
-      </w:r>
-      <w:proofErr w:type="spellEnd"/>
-      <w:r>
-        <w:rPr>
-          <w:b/>
-          <w:bCs/>
-          <w:u w:val="single"/>
-        </w:rPr>
-        <w:t xml:space="preserve"> it in the </w:t>
-      </w:r>
-      <w:proofErr w:type="spellStart"/>
-      <w:r>
-        <w:rPr>
-          <w:b/>
-          <w:bCs/>
-          <w:u w:val="single"/>
-        </w:rPr>
-        <w:t>dataelements</w:t>
-      </w:r>
-      <w:proofErr w:type="spellEnd"/>
-      <w:r>
-        <w:rPr>
-          <w:b/>
-          <w:bCs/>
-          <w:u w:val="single"/>
-        </w:rPr>
-        <w:t>:</w:t>
+        <w:t>Creating a Domain and resuing it in the dataelements:</w:t>
       </w:r>
     </w:p>
     <w:p>
@@ -1392,23 +1202,7 @@
           <w:b/>
           <w:bCs/>
         </w:rPr>
-        <w:t xml:space="preserve">Give the name as </w:t>
-      </w:r>
-      <w:proofErr w:type="spellStart"/>
-      <w:r>
-        <w:rPr>
-          <w:b/>
-          <w:bCs/>
-        </w:rPr>
-        <w:t>ztr_upen_dom_bp_role</w:t>
-      </w:r>
-      <w:proofErr w:type="spellEnd"/>
-      <w:r>
-        <w:rPr>
-          <w:b/>
-          <w:bCs/>
-        </w:rPr>
-        <w:t xml:space="preserve"> the domain name </w:t>
+        <w:t xml:space="preserve">Give the name as ztr_upen_dom_bp_role the domain name </w:t>
       </w:r>
       <w:r>
         <w:rPr>
@@ -1996,25 +1790,15 @@
           <w:bCs/>
           <w:lang w:val="en-US"/>
         </w:rPr>
-        <w:t xml:space="preserve">Give the name for the table </w:t>
-      </w:r>
-      <w:proofErr w:type="spellStart"/>
+        <w:t>Give the name for the table i.e ZUPEN_</w:t>
+      </w:r>
       <w:r>
         <w:rPr>
           <w:b/>
           <w:bCs/>
           <w:lang w:val="en-US"/>
         </w:rPr>
-        <w:t>i.e</w:t>
-      </w:r>
-      <w:proofErr w:type="spellEnd"/>
-      <w:r>
-        <w:rPr>
-          <w:b/>
-          <w:bCs/>
-          <w:lang w:val="en-US"/>
-        </w:rPr>
-        <w:t xml:space="preserve"> ZTR_UPEN_BPA</w:t>
+        <w:t>RAP_TABLE</w:t>
       </w:r>
     </w:p>
     <w:p>
@@ -2598,27 +2382,7 @@
           <w:sz w:val="20"/>
           <w:szCs w:val="20"/>
         </w:rPr>
-        <w:t xml:space="preserve"> </w:t>
-      </w:r>
-      <w:proofErr w:type="spellStart"/>
-      <w:r>
-        <w:rPr>
-          <w:rFonts w:ascii="Courier New" w:hAnsi="Courier New" w:cs="Courier New"/>
-          <w:color w:val="000000"/>
-          <w:sz w:val="20"/>
-          <w:szCs w:val="20"/>
-        </w:rPr>
-        <w:t>zupen_rap_table</w:t>
-      </w:r>
-      <w:proofErr w:type="spellEnd"/>
-      <w:r>
-        <w:rPr>
-          <w:rFonts w:ascii="Courier New" w:hAnsi="Courier New" w:cs="Courier New"/>
-          <w:color w:val="000000"/>
-          <w:sz w:val="20"/>
-          <w:szCs w:val="20"/>
-        </w:rPr>
-        <w:t xml:space="preserve"> </w:t>
+        <w:t xml:space="preserve"> zupen_rap_table </w:t>
       </w:r>
       <w:r>
         <w:rPr>
@@ -2704,17 +2468,7 @@
           <w:sz w:val="20"/>
           <w:szCs w:val="20"/>
         </w:rPr>
-        <w:t xml:space="preserve"> </w:t>
-      </w:r>
-      <w:proofErr w:type="spellStart"/>
-      <w:r>
-        <w:rPr>
-          <w:rFonts w:ascii="Courier New" w:hAnsi="Courier New" w:cs="Courier New"/>
-          <w:color w:val="000000"/>
-          <w:sz w:val="20"/>
-          <w:szCs w:val="20"/>
-        </w:rPr>
-        <w:t>abap</w:t>
+        <w:t xml:space="preserve"> abap</w:t>
       </w:r>
       <w:r>
         <w:rPr>
@@ -2734,17 +2488,7 @@
           <w:sz w:val="20"/>
           <w:szCs w:val="20"/>
         </w:rPr>
-        <w:t>clnt</w:t>
-      </w:r>
-      <w:proofErr w:type="spellEnd"/>
-      <w:r>
-        <w:rPr>
-          <w:rFonts w:ascii="Courier New" w:hAnsi="Courier New" w:cs="Courier New"/>
-          <w:color w:val="000000"/>
-          <w:sz w:val="20"/>
-          <w:szCs w:val="20"/>
-        </w:rPr>
-        <w:t xml:space="preserve"> </w:t>
+        <w:t xml:space="preserve">clnt </w:t>
       </w:r>
       <w:r>
         <w:rPr>
@@ -2797,27 +2541,7 @@
           <w:sz w:val="20"/>
           <w:szCs w:val="20"/>
         </w:rPr>
-        <w:t xml:space="preserve">  </w:t>
-      </w:r>
-      <w:proofErr w:type="spellStart"/>
-      <w:r>
-        <w:rPr>
-          <w:rFonts w:ascii="Courier New" w:hAnsi="Courier New" w:cs="Courier New"/>
-          <w:color w:val="000000"/>
-          <w:sz w:val="20"/>
-          <w:szCs w:val="20"/>
-        </w:rPr>
-        <w:t>bp_role</w:t>
-      </w:r>
-      <w:proofErr w:type="spellEnd"/>
-      <w:r>
-        <w:rPr>
-          <w:rFonts w:ascii="Courier New" w:hAnsi="Courier New" w:cs="Courier New"/>
-          <w:color w:val="000000"/>
-          <w:sz w:val="20"/>
-          <w:szCs w:val="20"/>
-        </w:rPr>
-        <w:t xml:space="preserve">      </w:t>
+        <w:t xml:space="preserve">  bp_role      </w:t>
       </w:r>
       <w:r>
         <w:rPr>
@@ -2837,19 +2561,8 @@
           <w:sz w:val="20"/>
           <w:szCs w:val="20"/>
         </w:rPr>
-        <w:t xml:space="preserve"> </w:t>
-      </w:r>
-      <w:proofErr w:type="spellStart"/>
-      <w:r>
-        <w:rPr>
-          <w:rFonts w:ascii="Courier New" w:hAnsi="Courier New" w:cs="Courier New"/>
-          <w:color w:val="000000"/>
-          <w:sz w:val="20"/>
-          <w:szCs w:val="20"/>
-        </w:rPr>
-        <w:t>ztr_upen_dte_bp_role</w:t>
-      </w:r>
-      <w:proofErr w:type="spellEnd"/>
+        <w:t xml:space="preserve"> ztr_upen_dte_bp_role</w:t>
+      </w:r>
       <w:r>
         <w:rPr>
           <w:rFonts w:ascii="Courier New" w:hAnsi="Courier New" w:cs="Courier New"/>
@@ -2948,27 +2661,7 @@
           <w:sz w:val="20"/>
           <w:szCs w:val="20"/>
         </w:rPr>
-        <w:t xml:space="preserve">  </w:t>
-      </w:r>
-      <w:proofErr w:type="spellStart"/>
-      <w:r>
-        <w:rPr>
-          <w:rFonts w:ascii="Courier New" w:hAnsi="Courier New" w:cs="Courier New"/>
-          <w:color w:val="000000"/>
-          <w:sz w:val="20"/>
-          <w:szCs w:val="20"/>
-        </w:rPr>
-        <w:t>company_name</w:t>
-      </w:r>
-      <w:proofErr w:type="spellEnd"/>
-      <w:r>
-        <w:rPr>
-          <w:rFonts w:ascii="Courier New" w:hAnsi="Courier New" w:cs="Courier New"/>
-          <w:color w:val="000000"/>
-          <w:sz w:val="20"/>
-          <w:szCs w:val="20"/>
-        </w:rPr>
-        <w:t xml:space="preserve"> </w:t>
+        <w:t xml:space="preserve">  company_name </w:t>
       </w:r>
       <w:r>
         <w:rPr>
@@ -2988,17 +2681,7 @@
           <w:sz w:val="20"/>
           <w:szCs w:val="20"/>
         </w:rPr>
-        <w:t xml:space="preserve"> </w:t>
-      </w:r>
-      <w:proofErr w:type="spellStart"/>
-      <w:r>
-        <w:rPr>
-          <w:rFonts w:ascii="Courier New" w:hAnsi="Courier New" w:cs="Courier New"/>
-          <w:color w:val="000000"/>
-          <w:sz w:val="20"/>
-          <w:szCs w:val="20"/>
-        </w:rPr>
-        <w:t>abap</w:t>
+        <w:t xml:space="preserve"> abap</w:t>
       </w:r>
       <w:r>
         <w:rPr>
@@ -3020,7 +2703,6 @@
         </w:rPr>
         <w:t>string</w:t>
       </w:r>
-      <w:proofErr w:type="spellEnd"/>
       <w:r>
         <w:rPr>
           <w:rFonts w:ascii="Courier New" w:hAnsi="Courier New" w:cs="Courier New"/>
@@ -3159,17 +2841,7 @@
           <w:sz w:val="20"/>
           <w:szCs w:val="20"/>
         </w:rPr>
-        <w:t xml:space="preserve"> </w:t>
-      </w:r>
-      <w:proofErr w:type="spellStart"/>
-      <w:r>
-        <w:rPr>
-          <w:rFonts w:ascii="Courier New" w:hAnsi="Courier New" w:cs="Courier New"/>
-          <w:color w:val="000000"/>
-          <w:sz w:val="20"/>
-          <w:szCs w:val="20"/>
-        </w:rPr>
-        <w:t>abap</w:t>
+        <w:t xml:space="preserve"> abap</w:t>
       </w:r>
       <w:r>
         <w:rPr>
@@ -3191,7 +2863,6 @@
         </w:rPr>
         <w:t>string</w:t>
       </w:r>
-      <w:proofErr w:type="spellEnd"/>
       <w:r>
         <w:rPr>
           <w:rFonts w:ascii="Courier New" w:hAnsi="Courier New" w:cs="Courier New"/>
@@ -3330,17 +3001,7 @@
           <w:sz w:val="20"/>
           <w:szCs w:val="20"/>
         </w:rPr>
-        <w:t xml:space="preserve"> </w:t>
-      </w:r>
-      <w:proofErr w:type="spellStart"/>
-      <w:r>
-        <w:rPr>
-          <w:rFonts w:ascii="Courier New" w:hAnsi="Courier New" w:cs="Courier New"/>
-          <w:color w:val="000000"/>
-          <w:sz w:val="20"/>
-          <w:szCs w:val="20"/>
-        </w:rPr>
-        <w:t>abap</w:t>
+        <w:t xml:space="preserve"> abap</w:t>
       </w:r>
       <w:r>
         <w:rPr>
@@ -3362,7 +3023,6 @@
         </w:rPr>
         <w:t>char</w:t>
       </w:r>
-      <w:proofErr w:type="spellEnd"/>
       <w:r>
         <w:rPr>
           <w:rFonts w:ascii="Courier New" w:hAnsi="Courier New" w:cs="Courier New"/>
@@ -3502,17 +3162,7 @@
           <w:sz w:val="20"/>
           <w:szCs w:val="20"/>
         </w:rPr>
-        <w:t xml:space="preserve"> </w:t>
-      </w:r>
-      <w:proofErr w:type="spellStart"/>
-      <w:r>
-        <w:rPr>
-          <w:rFonts w:ascii="Courier New" w:hAnsi="Courier New" w:cs="Courier New"/>
-          <w:color w:val="000000"/>
-          <w:sz w:val="20"/>
-          <w:szCs w:val="20"/>
-        </w:rPr>
-        <w:t>abap</w:t>
+        <w:t xml:space="preserve"> abap</w:t>
       </w:r>
       <w:r>
         <w:rPr>
@@ -3534,7 +3184,6 @@
         </w:rPr>
         <w:t>char</w:t>
       </w:r>
-      <w:proofErr w:type="spellEnd"/>
       <w:r>
         <w:rPr>
           <w:rFonts w:ascii="Courier New" w:hAnsi="Courier New" w:cs="Courier New"/>
@@ -3673,17 +3322,7 @@
           <w:sz w:val="20"/>
           <w:szCs w:val="20"/>
         </w:rPr>
-        <w:t xml:space="preserve"> </w:t>
-      </w:r>
-      <w:proofErr w:type="spellStart"/>
-      <w:r>
-        <w:rPr>
-          <w:rFonts w:ascii="Courier New" w:hAnsi="Courier New" w:cs="Courier New"/>
-          <w:color w:val="000000"/>
-          <w:sz w:val="20"/>
-          <w:szCs w:val="20"/>
-        </w:rPr>
-        <w:t>abap</w:t>
+        <w:t xml:space="preserve"> abap</w:t>
       </w:r>
       <w:r>
         <w:rPr>
@@ -3705,7 +3344,6 @@
         </w:rPr>
         <w:t>string</w:t>
       </w:r>
-      <w:proofErr w:type="spellEnd"/>
       <w:r>
         <w:rPr>
           <w:rFonts w:ascii="Courier New" w:hAnsi="Courier New" w:cs="Courier New"/>
